--- a/sablony/BARVA kratky popis.docx
+++ b/sablony/BARVA kratky popis.docx
@@ -4,7 +4,7 @@
   <w:body>
     <w:p>
       <w:pPr>
-        <w:pStyle w:val="Text"/>
+        <w:pStyle w:val="Text A"/>
         <w:spacing w:before="240" w:after="240"/>
       </w:pPr>
       <w:r>
@@ -17,30 +17,35 @@
       <w:r>
         <w:rPr>
           <w:rtl w:val="0"/>
+          <w:lang w:val="en-US"/>
         </w:rPr>
         <w:t>Á</w:t>
       </w:r>
       <w:r>
         <w:rPr>
           <w:rtl w:val="0"/>
+          <w:lang w:val="en-US"/>
         </w:rPr>
         <w:t>TK</w:t>
       </w:r>
       <w:r>
         <w:rPr>
           <w:rtl w:val="0"/>
+          <w:lang w:val="en-US"/>
         </w:rPr>
         <w:t xml:space="preserve">Ý </w:t>
       </w:r>
       <w:r>
         <w:rPr>
           <w:rtl w:val="0"/>
+          <w:lang w:val="en-US"/>
         </w:rPr>
         <w:t>POPIS PRODUKTU (ZKR</w:t>
       </w:r>
       <w:r>
         <w:rPr>
           <w:rtl w:val="0"/>
+          <w:lang w:val="en-US"/>
         </w:rPr>
         <w:t>Á</w:t>
       </w:r>
@@ -54,6 +59,7 @@
       <w:r>
         <w:rPr>
           <w:rtl w:val="0"/>
+          <w:lang w:val="en-US"/>
         </w:rPr>
         <w:t>Ý</w:t>
       </w:r>
@@ -67,7 +73,7 @@
     </w:p>
     <w:p>
       <w:pPr>
-        <w:pStyle w:val="Text"/>
+        <w:pStyle w:val="Text A"/>
         <w:spacing w:before="240" w:after="240"/>
       </w:pPr>
       <w:r>
@@ -80,56 +86,62 @@
     </w:p>
     <w:p>
       <w:pPr>
-        <w:pStyle w:val="Text"/>
-        <w:spacing w:before="240" w:after="240"/>
-      </w:pPr>
-      <w:r>
-        <w:rPr>
-          <w:rtl w:val="0"/>
+        <w:pStyle w:val="Text A"/>
+        <w:spacing w:before="240" w:after="240"/>
+      </w:pPr>
+      <w:r>
+        <w:rPr>
+          <w:rtl w:val="0"/>
+          <w:lang w:val="en-US"/>
         </w:rPr>
         <w:t>.product-desc {</w:t>
       </w:r>
     </w:p>
     <w:p>
       <w:pPr>
-        <w:pStyle w:val="Text"/>
-        <w:spacing w:before="240" w:after="240"/>
-      </w:pPr>
-      <w:r>
-        <w:rPr>
-          <w:rtl w:val="0"/>
+        <w:pStyle w:val="Text A"/>
+        <w:spacing w:before="240" w:after="240"/>
+        <w:rPr>
           <w:lang w:val="nl-NL"/>
         </w:rPr>
+      </w:pPr>
+      <w:r>
+        <w:rPr>
+          <w:rtl w:val="0"/>
+          <w:lang w:val="nl-NL"/>
+        </w:rPr>
         <w:t xml:space="preserve">  font-family: 'Inter', 'Helvetica Neue', sans-serif;</w:t>
       </w:r>
     </w:p>
     <w:p>
       <w:pPr>
-        <w:pStyle w:val="Text"/>
-        <w:spacing w:before="240" w:after="240"/>
-      </w:pPr>
-      <w:r>
-        <w:rPr>
-          <w:rtl w:val="0"/>
+        <w:pStyle w:val="Text A"/>
+        <w:spacing w:before="240" w:after="240"/>
+      </w:pPr>
+      <w:r>
+        <w:rPr>
+          <w:rtl w:val="0"/>
+          <w:lang w:val="en-US"/>
         </w:rPr>
         <w:t xml:space="preserve">  color: #333;</w:t>
       </w:r>
     </w:p>
     <w:p>
       <w:pPr>
-        <w:pStyle w:val="Text"/>
-        <w:spacing w:before="240" w:after="240"/>
-      </w:pPr>
-      <w:r>
-        <w:rPr>
-          <w:rtl w:val="0"/>
+        <w:pStyle w:val="Text A"/>
+        <w:spacing w:before="240" w:after="240"/>
+      </w:pPr>
+      <w:r>
+        <w:rPr>
+          <w:rtl w:val="0"/>
+          <w:lang w:val="en-US"/>
         </w:rPr>
         <w:t xml:space="preserve">  font-size: 15px;</w:t>
       </w:r>
     </w:p>
     <w:p>
       <w:pPr>
-        <w:pStyle w:val="Text"/>
+        <w:pStyle w:val="Text A"/>
         <w:spacing w:before="240" w:after="240"/>
       </w:pPr>
       <w:r>
@@ -142,7 +154,7 @@
     </w:p>
     <w:p>
       <w:pPr>
-        <w:pStyle w:val="Text"/>
+        <w:pStyle w:val="Text A"/>
         <w:spacing w:before="240" w:after="240"/>
       </w:pPr>
       <w:r>
@@ -155,7 +167,7 @@
     </w:p>
     <w:p>
       <w:pPr>
-        <w:pStyle w:val="Text"/>
+        <w:pStyle w:val="Text A"/>
         <w:spacing w:before="240" w:after="240"/>
       </w:pPr>
       <w:r>
@@ -168,7 +180,7 @@
     </w:p>
     <w:p>
       <w:pPr>
-        <w:pStyle w:val="Text"/>
+        <w:pStyle w:val="Text A"/>
         <w:spacing w:before="240" w:after="240"/>
       </w:pPr>
       <w:r>
@@ -181,20 +193,23 @@
     </w:p>
     <w:p>
       <w:pPr>
-        <w:pStyle w:val="Text"/>
-        <w:spacing w:before="240" w:after="240"/>
-      </w:pPr>
-      <w:r>
-        <w:rPr>
-          <w:rtl w:val="0"/>
+        <w:pStyle w:val="Text A"/>
+        <w:spacing w:before="240" w:after="240"/>
+        <w:rPr>
           <w:lang w:val="de-DE"/>
         </w:rPr>
+      </w:pPr>
+      <w:r>
+        <w:rPr>
+          <w:rtl w:val="0"/>
+          <w:lang w:val="de-DE"/>
+        </w:rPr>
         <w:t xml:space="preserve">  border-radius: 10px;</w:t>
       </w:r>
     </w:p>
     <w:p>
       <w:pPr>
-        <w:pStyle w:val="Text"/>
+        <w:pStyle w:val="Text A"/>
         <w:spacing w:before="240" w:after="240"/>
       </w:pPr>
       <w:r>
@@ -207,43 +222,46 @@
     </w:p>
     <w:p>
       <w:pPr>
-        <w:pStyle w:val="Text"/>
-        <w:spacing w:before="240" w:after="240"/>
-      </w:pPr>
-      <w:r>
-        <w:rPr>
-          <w:rtl w:val="0"/>
+        <w:pStyle w:val="Text A"/>
+        <w:spacing w:before="240" w:after="240"/>
+      </w:pPr>
+      <w:r>
+        <w:rPr>
+          <w:rtl w:val="0"/>
+          <w:lang w:val="en-US"/>
         </w:rPr>
         <w:t>}</w:t>
       </w:r>
     </w:p>
     <w:p>
       <w:pPr>
-        <w:pStyle w:val="Text"/>
-        <w:spacing w:before="240" w:after="240"/>
-      </w:pPr>
-      <w:r>
-        <w:rPr>
-          <w:rtl w:val="0"/>
+        <w:pStyle w:val="Text A"/>
+        <w:spacing w:before="240" w:after="240"/>
+      </w:pPr>
+      <w:r>
+        <w:rPr>
+          <w:rtl w:val="0"/>
+          <w:lang w:val="en-US"/>
         </w:rPr>
         <w:t>.product-desc p {</w:t>
       </w:r>
     </w:p>
     <w:p>
       <w:pPr>
-        <w:pStyle w:val="Text"/>
-        <w:spacing w:before="240" w:after="240"/>
-      </w:pPr>
-      <w:r>
-        <w:rPr>
-          <w:rtl w:val="0"/>
+        <w:pStyle w:val="Text A"/>
+        <w:spacing w:before="240" w:after="240"/>
+      </w:pPr>
+      <w:r>
+        <w:rPr>
+          <w:rtl w:val="0"/>
+          <w:lang w:val="en-US"/>
         </w:rPr>
         <w:t xml:space="preserve">  margin: 6px 0;</w:t>
       </w:r>
     </w:p>
     <w:p>
       <w:pPr>
-        <w:pStyle w:val="Text"/>
+        <w:pStyle w:val="Text A"/>
         <w:spacing w:before="240" w:after="240"/>
       </w:pPr>
       <w:r>
@@ -256,44 +274,49 @@
     </w:p>
     <w:p>
       <w:pPr>
-        <w:pStyle w:val="Text"/>
-        <w:spacing w:before="240" w:after="240"/>
-      </w:pPr>
-      <w:r>
-        <w:rPr>
-          <w:rtl w:val="0"/>
+        <w:pStyle w:val="Text A"/>
+        <w:spacing w:before="240" w:after="240"/>
+      </w:pPr>
+      <w:r>
+        <w:rPr>
+          <w:rtl w:val="0"/>
+          <w:lang w:val="en-US"/>
         </w:rPr>
         <w:t>}</w:t>
       </w:r>
     </w:p>
     <w:p>
       <w:pPr>
-        <w:pStyle w:val="Text"/>
-        <w:spacing w:before="240" w:after="240"/>
-      </w:pPr>
-      <w:r>
-        <w:rPr>
-          <w:rtl w:val="0"/>
+        <w:pStyle w:val="Text A"/>
+        <w:spacing w:before="240" w:after="240"/>
+      </w:pPr>
+      <w:r>
+        <w:rPr>
+          <w:rtl w:val="0"/>
+          <w:lang w:val="en-US"/>
         </w:rPr>
         <w:t>.product-desc strong { color: #004466; }</w:t>
       </w:r>
     </w:p>
     <w:p>
       <w:pPr>
-        <w:pStyle w:val="Text"/>
-        <w:spacing w:before="240" w:after="240"/>
-      </w:pPr>
-      <w:r>
-        <w:rPr>
-          <w:rtl w:val="0"/>
+        <w:pStyle w:val="Text A"/>
+        <w:spacing w:before="240" w:after="240"/>
+        <w:rPr>
           <w:lang w:val="pt-PT"/>
         </w:rPr>
+      </w:pPr>
+      <w:r>
+        <w:rPr>
+          <w:rtl w:val="0"/>
+          <w:lang w:val="pt-PT"/>
+        </w:rPr>
         <w:t>.product-desc em { color: #666; }</w:t>
       </w:r>
     </w:p>
     <w:p>
       <w:pPr>
-        <w:pStyle w:val="Text"/>
+        <w:pStyle w:val="Text A"/>
         <w:spacing w:before="240" w:after="240"/>
       </w:pPr>
       <w:r>
@@ -306,201 +329,60 @@
     </w:p>
     <w:p>
       <w:pPr>
-        <w:pStyle w:val="Text"/>
-        <w:spacing w:before="240" w:after="240"/>
-      </w:pPr>
-      <w:r>
-        <w:rPr>
-          <w:rtl w:val="0"/>
+        <w:pStyle w:val="Text A"/>
+        <w:spacing w:before="240" w:after="240"/>
+      </w:pPr>
+      <w:r>
+        <w:rPr>
+          <w:rtl w:val="0"/>
+          <w:lang w:val="en-US"/>
         </w:rPr>
         <w:t>&lt;div class="product-desc"&gt;</w:t>
       </w:r>
     </w:p>
     <w:p>
       <w:pPr>
-        <w:pStyle w:val="Text"/>
-        <w:spacing w:before="240" w:after="240"/>
-      </w:pPr>
-      <w:r>
-        <w:rPr>
-          <w:rtl w:val="0"/>
-          <w:lang w:val="en-US"/>
-        </w:rPr>
-        <w:t>&lt;p&gt;&lt;strong&gt;{n</w:t>
-      </w:r>
-      <w:r>
-        <w:rPr>
-          <w:rtl w:val="0"/>
-        </w:rPr>
-        <w:t>a</w:t>
-      </w:r>
-      <w:r>
-        <w:rPr>
-          <w:rtl w:val="0"/>
-        </w:rPr>
-        <w:t>zev_produktu}&lt;/strong&gt; je {typ_produktu} vhodn</w:t>
-      </w:r>
-      <w:r>
-        <w:rPr>
-          <w:rtl w:val="0"/>
-        </w:rPr>
-        <w:t xml:space="preserve">ý </w:t>
-      </w:r>
-      <w:r>
-        <w:rPr>
-          <w:rtl w:val="0"/>
-        </w:rPr>
-        <w:t>pro &lt;em&gt;{doporu</w:t>
-      </w:r>
-      <w:r>
-        <w:rPr>
-          <w:rtl w:val="0"/>
-        </w:rPr>
-        <w:t>c</w:t>
-      </w:r>
-      <w:r>
-        <w:rPr>
-          <w:rtl w:val="0"/>
-        </w:rPr>
-        <w:t>en</w:t>
-      </w:r>
-      <w:r>
-        <w:rPr>
-          <w:rtl w:val="0"/>
-        </w:rPr>
-        <w:t>e</w:t>
-      </w:r>
-      <w:r>
-        <w:rPr>
-          <w:rtl w:val="0"/>
-          <w:lang w:val="fr-FR"/>
-        </w:rPr>
-        <w:t>_pou</w:t>
-      </w:r>
-      <w:r>
-        <w:rPr>
-          <w:rtl w:val="0"/>
-        </w:rPr>
-        <w:t>z</w:t>
-      </w:r>
-      <w:r>
-        <w:rPr>
-          <w:rtl w:val="0"/>
-        </w:rPr>
-        <w:t>it</w:t>
-      </w:r>
-      <w:r>
-        <w:rPr>
-          <w:rtl w:val="0"/>
-        </w:rPr>
-        <w:t>i</w:t>
-      </w:r>
-      <w:r>
-        <w:rPr>
-          <w:rtl w:val="0"/>
-        </w:rPr>
-        <w:t>}&lt;/em&gt;. Nab</w:t>
-      </w:r>
-      <w:r>
-        <w:rPr>
-          <w:rtl w:val="0"/>
-        </w:rPr>
-        <w:t>í</w:t>
-      </w:r>
-      <w:r>
-        <w:rPr>
-          <w:rtl w:val="0"/>
-        </w:rPr>
-        <w:t>z</w:t>
-      </w:r>
-      <w:r>
-        <w:rPr>
-          <w:rtl w:val="0"/>
-        </w:rPr>
-        <w:t xml:space="preserve">í </w:t>
-      </w:r>
-      <w:r>
-        <w:rPr>
-          <w:rtl w:val="0"/>
-        </w:rPr>
-        <w:t>{hlavn</w:t>
-      </w:r>
-      <w:r>
-        <w:rPr>
-          <w:rtl w:val="0"/>
-        </w:rPr>
-        <w:t>i</w:t>
-      </w:r>
-      <w:r>
-        <w:rPr>
-          <w:rtl w:val="0"/>
-        </w:rPr>
-        <w:t xml:space="preserve">_vlastnosti} </w:t>
-      </w:r>
-      <w:r>
-        <w:rPr>
-          <w:rtl w:val="0"/>
-        </w:rPr>
-        <w:t xml:space="preserve">– </w:t>
-      </w:r>
-      <w:r>
-        <w:rPr>
-          <w:rtl w:val="0"/>
-        </w:rPr>
-        <w:t>ide</w:t>
-      </w:r>
-      <w:r>
-        <w:rPr>
-          <w:rtl w:val="0"/>
-        </w:rPr>
-        <w:t>á</w:t>
-      </w:r>
-      <w:r>
-        <w:rPr>
-          <w:rtl w:val="0"/>
-        </w:rPr>
-        <w:t>ln</w:t>
-      </w:r>
-      <w:r>
-        <w:rPr>
-          <w:rtl w:val="0"/>
-        </w:rPr>
-        <w:t xml:space="preserve">í </w:t>
-      </w:r>
-      <w:r>
-        <w:rPr>
-          <w:rtl w:val="0"/>
-        </w:rPr>
-        <w:t>pro {konkr</w:t>
-      </w:r>
-      <w:r>
-        <w:rPr>
-          <w:rtl w:val="0"/>
-        </w:rPr>
-        <w:t>e</w:t>
-      </w:r>
-      <w:r>
-        <w:rPr>
-          <w:rtl w:val="0"/>
-        </w:rPr>
-        <w:t>tn</w:t>
-      </w:r>
-      <w:r>
-        <w:rPr>
-          <w:rtl w:val="0"/>
-        </w:rPr>
-        <w:t>i</w:t>
-      </w:r>
-      <w:r>
-        <w:rPr>
-          <w:rtl w:val="0"/>
-        </w:rPr>
-        <w:t>_aplikace}.&lt;/p&gt;</w:t>
-      </w:r>
-    </w:p>
-    <w:p>
-      <w:pPr>
-        <w:pStyle w:val="Text"/>
+        <w:pStyle w:val="Text A"/>
+        <w:spacing w:before="240" w:after="240"/>
+      </w:pPr>
+      <w:r>
+        <w:rPr>
+          <w:rtl w:val="0"/>
+          <w:lang w:val="en-US"/>
+        </w:rPr>
+        <w:t xml:space="preserve">&lt;p&gt;&lt;strong&gt;{nazev_produktu}&lt;/strong&gt; </w:t>
+      </w:r>
+      <w:r>
+        <w:rPr>
+          <w:rtl w:val="0"/>
+        </w:rPr>
+        <w:t>{strucny_popis_produktu}</w:t>
+      </w:r>
+      <w:r>
+        <w:rPr>
+          <w:rtl w:val="0"/>
+          <w:lang w:val="en-US"/>
+        </w:rPr>
+        <w:t xml:space="preserve"> </w:t>
+      </w:r>
+      <w:r>
+        <w:rPr>
+          <w:rtl w:val="0"/>
+          <w:lang w:val="en-US"/>
+        </w:rPr>
+        <w:t>.</w:t>
+      </w:r>
+      <w:r>
+        <w:rPr>
+          <w:rtl w:val="0"/>
+          <w:lang w:val="en-US"/>
+        </w:rPr>
+        <w:t>&lt;/p&gt;</w:t>
+      </w:r>
+    </w:p>
+    <w:p>
+      <w:pPr>
+        <w:pStyle w:val="Text A"/>
         <w:spacing w:before="240" w:after="240"/>
       </w:pPr>
       <w:r>
@@ -513,158 +395,73 @@
       <w:r>
         <w:rPr>
           <w:rtl w:val="0"/>
+          <w:lang w:val="en-US"/>
         </w:rPr>
         <w:t xml:space="preserve">č </w:t>
       </w:r>
       <w:r>
         <w:rPr>
           <w:rtl w:val="0"/>
-        </w:rPr>
-        <w:t>si ho vybrat?&lt;/strong&gt; {stru</w:t>
-      </w:r>
-      <w:r>
-        <w:rPr>
-          <w:rtl w:val="0"/>
-        </w:rPr>
-        <w:t>c</w:t>
-      </w:r>
-      <w:r>
-        <w:rPr>
-          <w:rtl w:val="0"/>
-        </w:rPr>
-        <w:t>n</w:t>
-      </w:r>
-      <w:r>
-        <w:rPr>
-          <w:rtl w:val="0"/>
-        </w:rPr>
-        <w:t>e</w:t>
-      </w:r>
-      <w:r>
-        <w:rPr>
-          <w:rtl w:val="0"/>
-          <w:lang w:val="en-US"/>
-        </w:rPr>
-        <w:t>_v</w:t>
-      </w:r>
-      <w:r>
-        <w:rPr>
-          <w:rtl w:val="0"/>
-        </w:rPr>
-        <w:t>y</w:t>
-      </w:r>
-      <w:r>
-        <w:rPr>
-          <w:rtl w:val="0"/>
-          <w:lang w:val="en-US"/>
-        </w:rPr>
-        <w:t>hody_a_p</w:t>
-      </w:r>
-      <w:r>
-        <w:rPr>
-          <w:rtl w:val="0"/>
-        </w:rPr>
-        <w:t>ri</w:t>
-      </w:r>
-      <w:r>
-        <w:rPr>
-          <w:rtl w:val="0"/>
-          <w:lang w:val="en-US"/>
-        </w:rPr>
-        <w:t>nos_pro_z</w:t>
-      </w:r>
-      <w:r>
-        <w:rPr>
-          <w:rtl w:val="0"/>
-        </w:rPr>
-        <w:t>a</w:t>
-      </w:r>
-      <w:r>
-        <w:rPr>
-          <w:rtl w:val="0"/>
-        </w:rPr>
-        <w:t>kazn</w:t>
-      </w:r>
-      <w:r>
-        <w:rPr>
-          <w:rtl w:val="0"/>
-        </w:rPr>
-        <w:t>i</w:t>
-      </w:r>
-      <w:r>
-        <w:rPr>
-          <w:rtl w:val="0"/>
-          <w:lang w:val="en-US"/>
-        </w:rPr>
-        <w:t>ka}&lt;/p&gt;</w:t>
-      </w:r>
-    </w:p>
-    <w:p>
-      <w:pPr>
-        <w:pStyle w:val="Text"/>
-        <w:spacing w:before="240" w:after="240"/>
-      </w:pPr>
-      <w:r>
-        <w:rPr>
-          <w:rtl w:val="0"/>
-          <w:lang w:val="en-US"/>
-        </w:rPr>
-        <w:t>&lt;p&gt;&lt;strong&gt;Kombinace:&lt;/strong&gt; {doporu</w:t>
-      </w:r>
-      <w:r>
-        <w:rPr>
-          <w:rtl w:val="0"/>
-        </w:rPr>
-        <w:t>c</w:t>
-      </w:r>
-      <w:r>
-        <w:rPr>
-          <w:rtl w:val="0"/>
-        </w:rPr>
-        <w:t>en</w:t>
-      </w:r>
-      <w:r>
-        <w:rPr>
-          <w:rtl w:val="0"/>
-        </w:rPr>
-        <w:t>e</w:t>
-      </w:r>
-      <w:r>
-        <w:rPr>
-          <w:rtl w:val="0"/>
-        </w:rPr>
-        <w:t>_kombinace}.&lt;/p&gt;</w:t>
-      </w:r>
-    </w:p>
-    <w:p>
-      <w:pPr>
-        <w:pStyle w:val="Text"/>
-        <w:spacing w:before="240" w:after="240"/>
-      </w:pPr>
-      <w:r>
-        <w:rPr>
-          <w:rtl w:val="0"/>
-          <w:lang w:val="en-US"/>
-        </w:rPr>
-        <w:t>&lt;p&gt;&lt;strong&gt;Tip:&lt;/strong&gt; {praktick</w:t>
-      </w:r>
-      <w:r>
-        <w:rPr>
-          <w:rtl w:val="0"/>
-        </w:rPr>
-        <w:t>y</w:t>
-      </w:r>
-      <w:r>
-        <w:rPr>
-          <w:rtl w:val="0"/>
-          <w:lang w:val="en-US"/>
-        </w:rPr>
-        <w:t>_tip}.&lt;/p&gt;</w:t>
-      </w:r>
-    </w:p>
-    <w:p>
-      <w:pPr>
-        <w:pStyle w:val="Text"/>
+          <w:lang w:val="en-US"/>
+        </w:rPr>
+        <w:t xml:space="preserve">si </w:t>
+      </w:r>
+      <w:r>
+        <w:rPr>
+          <w:rtl w:val="0"/>
+        </w:rPr>
+        <w:t>t</w:t>
+      </w:r>
+      <w:r>
+        <w:rPr>
+          <w:rtl w:val="0"/>
+          <w:lang w:val="en-US"/>
+        </w:rPr>
+        <w:t>o vybrat?&lt;/strong&gt; {strucne_vyhody_a_prinos_pro_zakaznika}</w:t>
+      </w:r>
+      <w:r>
+        <w:rPr>
+          <w:rtl w:val="0"/>
+        </w:rPr>
+        <w:t>.</w:t>
+      </w:r>
+      <w:r>
+        <w:rPr>
+          <w:rtl w:val="0"/>
+          <w:lang w:val="en-US"/>
+        </w:rPr>
+        <w:t>&lt;/p&gt;</w:t>
+      </w:r>
+    </w:p>
+    <w:p>
+      <w:pPr>
+        <w:pStyle w:val="Text A"/>
+        <w:spacing w:before="240" w:after="240"/>
+      </w:pPr>
+      <w:r>
+        <w:rPr>
+          <w:rtl w:val="0"/>
+          <w:lang w:val="en-US"/>
+        </w:rPr>
+        <w:t>&lt;p&gt;&lt;strong&gt;Kombinace:&lt;/strong&gt; {doporucene_kombinace}.&lt;/p&gt;</w:t>
+      </w:r>
+    </w:p>
+    <w:p>
+      <w:pPr>
+        <w:pStyle w:val="Text A"/>
+        <w:spacing w:before="240" w:after="240"/>
+      </w:pPr>
+      <w:r>
+        <w:rPr>
+          <w:rtl w:val="0"/>
+          <w:lang w:val="en-US"/>
+        </w:rPr>
+        <w:t>&lt;p&gt;&lt;strong&gt;Tip:&lt;/strong&gt; {prakticky_tip}.&lt;/p&gt;</w:t>
+      </w:r>
+    </w:p>
+    <w:p>
+      <w:pPr>
+        <w:pStyle w:val="Text A"/>
         <w:spacing w:before="240" w:after="240"/>
       </w:pPr>
       <w:r>
@@ -674,11 +471,6 @@
         </w:rPr>
         <w:t>&lt;/div&gt;</w:t>
       </w:r>
-    </w:p>
-    <w:p>
-      <w:pPr>
-        <w:pStyle w:val="Text"/>
-      </w:pPr>
       <w:r/>
     </w:p>
     <w:sectPr>
@@ -873,9 +665,9 @@
       </w14:textFill>
     </w:rPr>
   </w:style>
-  <w:style w:type="paragraph" w:styleId="Text">
-    <w:name w:val="Text"/>
-    <w:next w:val="Text"/>
+  <w:style w:type="paragraph" w:styleId="Text A">
+    <w:name w:val="Text A"/>
+    <w:next w:val="Text A"/>
     <w:pPr>
       <w:keepNext w:val="0"/>
       <w:keepLines w:val="0"/>
@@ -910,8 +702,9 @@
       <w:shd w:val="nil" w:color="auto" w:fill="auto"/>
       <w:vertAlign w:val="baseline"/>
       <w:lang w:val="en-US"/>
-      <w14:textOutline>
+      <w14:textOutline w14:w="12700" w14:cap="flat">
         <w14:noFill/>
+        <w14:miter w14:lim="400000"/>
       </w14:textOutline>
       <w14:textFill>
         <w14:solidFill>
@@ -1068,9 +861,9 @@
         </a:effectStyle>
         <a:effectStyle>
           <a:effectLst>
-            <a:outerShdw sx="100000" sy="100000" kx="0" ky="0" algn="b" rotWithShape="0" blurRad="38100" dist="20000" dir="5400000">
+            <a:outerShdw sx="100000" sy="100000" kx="0" ky="0" algn="b" rotWithShape="0" blurRad="38100" dist="23000" dir="5400000">
               <a:srgbClr val="000000">
-                <a:alpha val="38000"/>
+                <a:alpha val="35000"/>
               </a:srgbClr>
             </a:outerShdw>
           </a:effectLst>
@@ -1150,7 +943,7 @@
         </a:effectLst>
         <a:sp3d/>
       </a:spPr>
-      <a:bodyPr rot="0" spcFirstLastPara="1" vertOverflow="overflow" horzOverflow="overflow" vert="horz" wrap="square" lIns="45719" tIns="45719" rIns="45719" bIns="45719" numCol="1" spcCol="38100" rtlCol="0" anchor="ctr" upright="0">
+      <a:bodyPr rot="0" spcFirstLastPara="1" vertOverflow="overflow" horzOverflow="overflow" vert="horz" wrap="square" lIns="45718" tIns="45718" rIns="45718" bIns="45718" numCol="1" spcCol="38100" rtlCol="0" anchor="ctr" upright="0">
         <a:spAutoFit/>
       </a:bodyPr>
       <a:lstStyle>
@@ -1178,10 +971,10 @@
             </a:solidFill>
             <a:effectLst/>
             <a:uFillTx/>
-            <a:latin typeface="Cambria"/>
-            <a:ea typeface="Cambria"/>
-            <a:cs typeface="Cambria"/>
-            <a:sym typeface="Cambria"/>
+            <a:latin typeface="+mn-lt"/>
+            <a:ea typeface="+mn-ea"/>
+            <a:cs typeface="+mn-cs"/>
+            <a:sym typeface="Helvetica Neue"/>
           </a:defRPr>
         </a:defPPr>
         <a:lvl1pPr marL="0" marR="0" indent="0" algn="l" defTabSz="914400" rtl="0" fontAlgn="auto" latinLnBrk="1" hangingPunct="0">
@@ -1437,9 +1230,9 @@
           <a:round/>
         </a:ln>
         <a:effectLst>
-          <a:outerShdw sx="100000" sy="100000" kx="0" ky="0" algn="b" rotWithShape="0" blurRad="38100" dist="20000" dir="5400000">
+          <a:outerShdw sx="100000" sy="100000" kx="0" ky="0" algn="b" rotWithShape="0" blurRad="38100" dist="23000" dir="5400000">
             <a:srgbClr val="000000">
-              <a:alpha val="38000"/>
+              <a:alpha val="35000"/>
             </a:srgbClr>
           </a:outerShdw>
         </a:effectLst>
@@ -1727,7 +1520,7 @@
         <a:effectLst/>
         <a:sp3d/>
       </a:spPr>
-      <a:bodyPr rot="0" spcFirstLastPara="1" vertOverflow="overflow" horzOverflow="overflow" vert="horz" wrap="square" lIns="45719" tIns="45719" rIns="45719" bIns="45719" numCol="1" spcCol="38100" rtlCol="0" anchor="t" upright="0">
+      <a:bodyPr rot="0" spcFirstLastPara="1" vertOverflow="overflow" horzOverflow="overflow" vert="horz" wrap="square" lIns="45718" tIns="45718" rIns="45718" bIns="45718" numCol="1" spcCol="38100" rtlCol="0" anchor="t" upright="0">
         <a:spAutoFit/>
       </a:bodyPr>
       <a:lstStyle>
@@ -1755,10 +1548,10 @@
             </a:solidFill>
             <a:effectLst/>
             <a:uFillTx/>
-            <a:latin typeface="Cambria"/>
-            <a:ea typeface="Cambria"/>
-            <a:cs typeface="Cambria"/>
-            <a:sym typeface="Cambria"/>
+            <a:latin typeface="+mn-lt"/>
+            <a:ea typeface="+mn-ea"/>
+            <a:cs typeface="+mn-cs"/>
+            <a:sym typeface="Helvetica Neue"/>
           </a:defRPr>
         </a:defPPr>
         <a:lvl1pPr marL="0" marR="0" indent="0" algn="l" defTabSz="914400" rtl="0" fontAlgn="auto" latinLnBrk="1" hangingPunct="0">
